--- a/companies/hollowell-ip/Engagements/Keith-Duarte/Meeting Minutes 2022-01-11 - Keith-Duarte.docx
+++ b/companies/hollowell-ip/Engagements/Keith-Duarte/Meeting Minutes 2022-01-11 - Keith-Duarte.docx
@@ -3,8 +3,16 @@
 <w:document xmlns:wpc="http://schemas.microsoft.com/office/word/2010/wordprocessingCanvas" xmlns:mo="http://schemas.microsoft.com/office/mac/office/2008/main" xmlns:mc="http://schemas.openxmlformats.org/markup-compatibility/2006" xmlns:mv="urn:schemas-microsoft-com:mac:vml" xmlns:o="urn:schemas-microsoft-com:office:office" xmlns:r="http://schemas.openxmlformats.org/officeDocument/2006/relationships" xmlns:m="http://schemas.openxmlformats.org/officeDocument/2006/math" xmlns:v="urn:schemas-microsoft-com:vml" xmlns:wp14="http://schemas.microsoft.com/office/word/2010/wordprocessingDrawing" xmlns:wp="http://schemas.openxmlformats.org/drawingml/2006/wordprocessingDrawing" xmlns:w10="urn:schemas-microsoft-com:office:word" xmlns:w="http://schemas.openxmlformats.org/wordprocessingml/2006/main" xmlns:w14="http://schemas.microsoft.com/office/word/2010/wordml" xmlns:wpg="http://schemas.microsoft.com/office/word/2010/wordprocessingGroup" xmlns:wpi="http://schemas.microsoft.com/office/word/2010/wordprocessingInk" xmlns:wne="http://schemas.microsoft.com/office/word/2006/wordml" xmlns:wps="http://schemas.microsoft.com/office/word/2010/wordprocessingShape" mc:Ignorable="w14 wp14">
   <w:body>
     <w:p>
+      <w:pPr>
+        <w:pStyle w:val="Heading1"/>
+      </w:pPr>
       <w:r>
-        <w:t>We are at the end of the engagement, and this session was a closeout rather than a working meeting: we walked the Keith-Duarte portfolio one last time to confirm that every family is where it should be, that nothing is left open without an owner, and that the record we hand back is clean enough for the next person who opens it, and we finished satisfied on all three counts.</w:t>
+        <w:t>Closing Working Session: Prosecution Support for Keith-Duarte</w:t>
+      </w:r>
+    </w:p>
+    <w:p>
+      <w:r>
+        <w:t>We finished the working part of the engagement today with every designated application in a settled position and every pending date accounted for, so what remains is the closing letter that hands the docket back to Keith-Duarte.</w:t>
       </w:r>
     </w:p>
     <w:p>
@@ -20,7 +28,7 @@
         <w:pStyle w:val="ListBullet"/>
       </w:pPr>
       <w:r>
-        <w:t>Heather Munoz, Partner, Prosecution</w:t>
+        <w:t>Joseph Palmer, General Manager, Keith-Duarte</w:t>
       </w:r>
     </w:p>
     <w:p>
@@ -28,7 +36,7 @@
         <w:pStyle w:val="ListBullet"/>
       </w:pPr>
       <w:r>
-        <w:t>Kelly Snyder, Associate, Prosecution</w:t>
+        <w:t>Heather Munoz, Partner</w:t>
       </w:r>
     </w:p>
     <w:p>
@@ -36,7 +44,7 @@
         <w:pStyle w:val="ListBullet"/>
       </w:pPr>
       <w:r>
-        <w:t>Joseph Walker, Associate, Prosecution (minutes)</w:t>
+        <w:t>Kelly Snyder, Associate</w:t>
       </w:r>
     </w:p>
     <w:p>
@@ -44,7 +52,7 @@
         <w:pStyle w:val="ListBullet"/>
       </w:pPr>
       <w:r>
-        <w:t>Joseph Palmer, General Manager, Keith-Duarte</w:t>
+        <w:t>Joseph Walker, Associate, who kept these notes</w:t>
       </w:r>
     </w:p>
     <w:p>
@@ -57,17 +65,27 @@
     </w:p>
     <w:p>
       <w:r>
-        <w:t>Heather Munoz took us through the portfolio one family at a time, and the picture is the one we set out to reach: the office-action responses that were live at kickoff are filed and docketed, the families that needed a continuation have it, and there is no deadline in the near window that this engagement leaves unattended. Kelly Snyder confirmed that the docket is fully reconciled against the office record and that every date now on the calendar is recorded with a clear note of what it is and what it needs, so that nothing we were carrying is left to be reconstructed later from memory.</w:t>
+        <w:t>Heather Munoz began with the application that had been closest to allowance, where the company decided, after reading our recommendation and the cost estimate with it, not to pursue a continuation, and the issue fee was paid on its written instruction. Joseph Palmer said again that the allowed claims reach the features the company sells today, and Heather Munoz noted for the file that the decision was his to make and was made with the cost and the risk both in front of him.</w:t>
       </w:r>
     </w:p>
     <w:p>
       <w:r>
-        <w:t>I walked the file histories one last time to be sure the record we are handing back reads cleanly, and it does; the responses track the examiners' rejections without overreaching, the claim amendments are supported by the specifications, and there is nothing in the wrapper a future reader would have to explain away, which is the standard this firm holds itself to on the way out of a matter as much as the way in. Joseph Palmer told us the portfolio is in the shape his board wanted at this stage and asked only that the closing summary be concrete about which applications remain in examination and which are through it, so that his team can brief the board without our having to be in the room.</w:t>
+        <w:t>Kelly Snyder then took us through the remaining applications one at a time, and we agreed that the second response moved the examiner on the main claim, that the rejection still standing there is a narrow one, and that the next action on it is not expected until after the engagement ends, which means its date belongs on the closing list rather than on our own calendar.</w:t>
       </w:r>
     </w:p>
     <w:p>
       <w:r>
-        <w:t>We agreed that the closeout package will be a short written summary organized the way we ran the work, family by family, with the open dates listed plainly and nothing dressed up as more settled than it is, and Kelly Snyder and I will build it this week for Heather Munoz to read before it reaches the client. We also spent a few minutes on the handoff itself, because a portfolio is only as good as the record the next person inherits, and we made sure the docket carries not just the dates but a plain note beside each one so that whoever opens the file after us does not have to call to learn what a date means.</w:t>
+        <w:t>Joseph Walker summarized where the prior art work leaves things: the references the examiners have relied on so far have each been answered, and nothing new has come to our attention that would need to be disclosed, though he was careful to say that this reflects what we have seen in the course of prosecution and is not the result of a search of the field.</w:t>
+      </w:r>
+    </w:p>
+    <w:p>
+      <w:r>
+        <w:t>We spent the rest of our time on the handover, because that is the point in an engagement where a date can fall between two desks. Joseph Palmer asked that the closing letter go to him with a copy to whoever at the company will hold the docket, and he will name that person in writing; Heather Munoz added that we would be glad to take the applications back up if the company asks.</w:t>
+      </w:r>
+    </w:p>
+    <w:p>
+      <w:r>
+        <w:t>Kelly Snyder confirmed that the work in scope was completed within the fixed fee, and that the only further charges will be the official fees already paid on the company's instruction, which will appear on the final invoice with their receipts. Joseph Palmer asked that we keep a complete copy of the file after the documents go back, and we confirmed that we will hold it under our usual retention practice.</w:t>
       </w:r>
     </w:p>
     <w:p>
@@ -125,7 +143,7 @@
               <w:rPr>
                 <w:b/>
               </w:rPr>
-              <w:t>Due</w:t>
+              <w:t>When</w:t>
             </w:r>
           </w:p>
         </w:tc>
@@ -137,7 +155,7 @@
           </w:tcPr>
           <w:p>
             <w:r>
-              <w:t>Assemble the family-by-family closeout summary with all open dates listed</w:t>
+              <w:t>Name, in writing, the person at the company who will hold the docket</w:t>
             </w:r>
           </w:p>
         </w:tc>
@@ -147,7 +165,7 @@
           </w:tcPr>
           <w:p>
             <w:r>
-              <w:t>Kelly Snyder</w:t>
+              <w:t>Joseph Palmer</w:t>
             </w:r>
           </w:p>
         </w:tc>
@@ -169,7 +187,71 @@
           </w:tcPr>
           <w:p>
             <w:r>
-              <w:t>Check every file history once more before the summary is finalized</w:t>
+              <w:t>Prepare the closing letter listing every pending response date and fee window in the designated applications</w:t>
+            </w:r>
+          </w:p>
+        </w:tc>
+        <w:tc>
+          <w:tcPr>
+            <w:tcW w:type="dxa" w:w="2880"/>
+          </w:tcPr>
+          <w:p>
+            <w:r>
+              <w:t>Kelly Snyder</w:t>
+            </w:r>
+          </w:p>
+        </w:tc>
+        <w:tc>
+          <w:tcPr>
+            <w:tcW w:type="dxa" w:w="2880"/>
+          </w:tcPr>
+          <w:p>
+            <w:r>
+              <w:t>Once the docket holder is named</w:t>
+            </w:r>
+          </w:p>
+        </w:tc>
+      </w:tr>
+      <w:tr>
+        <w:tc>
+          <w:tcPr>
+            <w:tcW w:type="dxa" w:w="2880"/>
+          </w:tcPr>
+          <w:p>
+            <w:r>
+              <w:t>Review and sign the closing letter</w:t>
+            </w:r>
+          </w:p>
+        </w:tc>
+        <w:tc>
+          <w:tcPr>
+            <w:tcW w:type="dxa" w:w="2880"/>
+          </w:tcPr>
+          <w:p>
+            <w:r>
+              <w:t>Heather Munoz</w:t>
+            </w:r>
+          </w:p>
+        </w:tc>
+        <w:tc>
+          <w:tcPr>
+            <w:tcW w:type="dxa" w:w="2880"/>
+          </w:tcPr>
+          <w:p>
+            <w:r>
+              <w:t>On receipt of the draft</w:t>
+            </w:r>
+          </w:p>
+        </w:tc>
+      </w:tr>
+      <w:tr>
+        <w:tc>
+          <w:tcPr>
+            <w:tcW w:type="dxa" w:w="2880"/>
+          </w:tcPr>
+          <w:p>
+            <w:r>
+              <w:t>Return the company's original documents and confirm the file index</w:t>
             </w:r>
           </w:p>
         </w:tc>
@@ -189,71 +271,7 @@
           </w:tcPr>
           <w:p>
             <w:r>
-              <w:t>This week</w:t>
-            </w:r>
-          </w:p>
-        </w:tc>
-      </w:tr>
-      <w:tr>
-        <w:tc>
-          <w:tcPr>
-            <w:tcW w:type="dxa" w:w="2880"/>
-          </w:tcPr>
-          <w:p>
-            <w:r>
-              <w:t>Review the closeout summary before it goes to the client</w:t>
-            </w:r>
-          </w:p>
-        </w:tc>
-        <w:tc>
-          <w:tcPr>
-            <w:tcW w:type="dxa" w:w="2880"/>
-          </w:tcPr>
-          <w:p>
-            <w:r>
-              <w:t>Heather Munoz</w:t>
-            </w:r>
-          </w:p>
-        </w:tc>
-        <w:tc>
-          <w:tcPr>
-            <w:tcW w:type="dxa" w:w="2880"/>
-          </w:tcPr>
-          <w:p>
-            <w:r>
-              <w:t>Before it sends</w:t>
-            </w:r>
-          </w:p>
-        </w:tc>
-      </w:tr>
-      <w:tr>
-        <w:tc>
-          <w:tcPr>
-            <w:tcW w:type="dxa" w:w="2880"/>
-          </w:tcPr>
-          <w:p>
-            <w:r>
-              <w:t>Send the final summary and open-date list to Joseph Palmer</w:t>
-            </w:r>
-          </w:p>
-        </w:tc>
-        <w:tc>
-          <w:tcPr>
-            <w:tcW w:type="dxa" w:w="2880"/>
-          </w:tcPr>
-          <w:p>
-            <w:r>
-              <w:t>Heather Munoz</w:t>
-            </w:r>
-          </w:p>
-        </w:tc>
-        <w:tc>
-          <w:tcPr>
-            <w:tcW w:type="dxa" w:w="2880"/>
-          </w:tcPr>
-          <w:p>
-            <w:r>
-              <w:t>Once reviewed</w:t>
+              <w:t>With the closing letter</w:t>
             </w:r>
           </w:p>
         </w:tc>
@@ -261,7 +279,7 @@
     </w:tbl>
     <w:p>
       <w:r>
-        <w:t>The one thing that has to happen before we close the file is Heather Munoz's read of the summary, so that is the last gate, and once it clears the engagement is complete and the record is the client's to keep.</w:t>
+        <w:t>Everything else is now waiting on Joseph Palmer's written note naming the company's docket holder, and Kelly Snyder will start the closing letter the day it arrives.</w:t>
       </w:r>
     </w:p>
     <w:sectPr>
